--- a/pmtec_system/PMTEC_系统说明文档.docx
+++ b/pmtec_system/PMTEC_系统说明文档.docx
@@ -25,7 +25,7 @@
         <w:t xml:space="preserve">架构与设计文档</w:t>
       </w:r>
     </w:p>
-    <w:bookmarkStart w:id="53" w:name="pmtec-数字孪生战场系统"/>
+    <w:bookmarkStart w:id="54" w:name="pmtec-数字孪生战场系统"/>
     <w:p>
       <w:pPr>
         <w:pStyle w:val="Heading1"/>
@@ -10464,7 +10464,774 @@
     </w:p>
     <w:bookmarkEnd w:id="50"/>
     <w:bookmarkEnd w:id="51"/>
-    <w:bookmarkStart w:id="52" w:name="技术栈总览"/>
+    <w:bookmarkStart w:id="52" w:name="p9-p12-权威数据升级与体系化对抗2026-09"/>
+    <w:p>
+      <w:pPr>
+        <w:pStyle w:val="Heading2"/>
+      </w:pPr>
+      <w:r>
+        <w:t xml:space="preserve">14. P9-P12 </w:t>
+      </w:r>
+      <w:r>
+        <w:rPr>
+          <w:rFonts w:hint="eastAsia"/>
+        </w:rPr>
+        <w:t xml:space="preserve">权威数据升级与体系化对抗（2026-09）</w:t>
+      </w:r>
+    </w:p>
+    <w:p>
+      <w:pPr>
+        <w:pStyle w:val="FirstParagraph"/>
+      </w:pPr>
+      <w:r>
+        <w:rPr>
+          <w:rFonts w:hint="eastAsia"/>
+        </w:rPr>
+        <w:t xml:space="preserve">基于比赛方下发权威资料（CRS</w:t>
+      </w:r>
+      <w:r>
+        <w:t xml:space="preserve"> R47589 / DoD FY2024 </w:t>
+      </w:r>
+      <w:r>
+        <w:rPr>
+          <w:rFonts w:hint="eastAsia"/>
+        </w:rPr>
+        <w:t xml:space="preserve">基地结构报告</w:t>
+      </w:r>
+      <w:r>
+        <w:t xml:space="preserve"> / RAND RRA967-2 / CRS </w:t>
+      </w:r>
+      <w:r>
+        <w:rPr>
+          <w:rFonts w:hint="eastAsia"/>
+        </w:rPr>
+        <w:t xml:space="preserve">IF12175）的四个升级阶段：</w:t>
+      </w:r>
+    </w:p>
+    <w:tbl>
+      <w:tblPr>
+        <w:tblStyle w:val="Table"/>
+        <w:tblW w:type="auto" w:w="0"/>
+        <w:tblLook w:firstRow="1" w:lastRow="0" w:firstColumn="0" w:lastColumn="0" w:noHBand="0" w:noVBand="0" w:val="0020"/>
+      </w:tblPr>
+      <w:tblGrid>
+        <w:gridCol w:w="2640"/>
+        <w:gridCol w:w="2640"/>
+        <w:gridCol w:w="2640"/>
+      </w:tblGrid>
+      <w:tr>
+        <w:trPr>
+          <w:tblHeader w:val="on"/>
+        </w:trPr>
+        <w:tc>
+          <w:tcPr/>
+          <w:p>
+            <w:pPr>
+              <w:pStyle w:val="Compact"/>
+            </w:pPr>
+            <w:r>
+              <w:rPr>
+                <w:rFonts w:hint="eastAsia"/>
+              </w:rPr>
+              <w:t xml:space="preserve">阶段</w:t>
+            </w:r>
+          </w:p>
+        </w:tc>
+        <w:tc>
+          <w:tcPr/>
+          <w:p>
+            <w:pPr>
+              <w:pStyle w:val="Compact"/>
+            </w:pPr>
+            <w:r>
+              <w:rPr>
+                <w:rFonts w:hint="eastAsia"/>
+              </w:rPr>
+              <w:t xml:space="preserve">内容</w:t>
+            </w:r>
+          </w:p>
+        </w:tc>
+        <w:tc>
+          <w:tcPr/>
+          <w:p>
+            <w:pPr>
+              <w:pStyle w:val="Compact"/>
+            </w:pPr>
+            <w:r>
+              <w:rPr>
+                <w:rFonts w:hint="eastAsia"/>
+              </w:rPr>
+              <w:t xml:space="preserve">关键产物</w:t>
+            </w:r>
+          </w:p>
+        </w:tc>
+      </w:tr>
+      <w:tr>
+        <w:tc>
+          <w:tcPr/>
+          <w:p>
+            <w:pPr>
+              <w:pStyle w:val="Compact"/>
+            </w:pPr>
+            <w:r>
+              <w:rPr>
+                <w:b/>
+                <w:bCs/>
+              </w:rPr>
+              <w:t xml:space="preserve">P9 </w:t>
+            </w:r>
+            <w:r>
+              <w:rPr>
+                <w:rFonts w:hint="eastAsia"/>
+                <w:b/>
+                <w:bCs/>
+              </w:rPr>
+              <w:t xml:space="preserve">数据升级</w:t>
+            </w:r>
+          </w:p>
+        </w:tc>
+        <w:tc>
+          <w:tcPr/>
+          <w:p>
+            <w:pPr>
+              <w:pStyle w:val="Compact"/>
+            </w:pPr>
+            <w:r>
+              <w:rPr>
+                <w:rFonts w:hint="eastAsia"/>
+              </w:rPr>
+              <w:t xml:space="preserve">基地数据库</w:t>
+            </w:r>
+            <w:r>
+              <w:t xml:space="preserve"> 22 → 67 </w:t>
+            </w:r>
+            <w:r>
+              <w:rPr>
+                <w:rFonts w:hint="eastAsia"/>
+              </w:rPr>
+              <w:t xml:space="preserve">实体（CRS</w:t>
+            </w:r>
+            <w:r>
+              <w:t xml:space="preserve"> Table A-1 </w:t>
+            </w:r>
+            <w:r>
+              <w:rPr>
+                <w:rFonts w:hint="eastAsia"/>
+              </w:rPr>
+              <w:t xml:space="preserve">全量</w:t>
+            </w:r>
+            <w:r>
+              <w:t xml:space="preserve"> + </w:t>
+            </w:r>
+            <w:r>
+              <w:rPr>
+                <w:rFonts w:hint="eastAsia"/>
+              </w:rPr>
+              <w:t xml:space="preserve">Tinian），33</w:t>
+            </w:r>
+            <w:r>
+              <w:t xml:space="preserve"> </w:t>
+            </w:r>
+            <w:r>
+              <w:rPr>
+                <w:rFonts w:hint="eastAsia"/>
+              </w:rPr>
+              <w:t xml:space="preserve">属性字段（crs_no</w:t>
+            </w:r>
+            <w:r>
+              <w:t xml:space="preserve"> / FY2024 PRV </w:t>
+            </w:r>
+            <w:r>
+              <w:rPr>
+                <w:rFonts w:hint="eastAsia"/>
+              </w:rPr>
+              <w:t xml:space="preserve">四分位</w:t>
+            </w:r>
+            <w:r>
+              <w:t xml:space="preserve"> / access_uncertainty / tier </w:t>
+            </w:r>
+            <w:r>
+              <w:rPr>
+                <w:rFonts w:hint="eastAsia"/>
+              </w:rPr>
+              <w:t xml:space="preserve">四级分层），QGIS</w:t>
+            </w:r>
+            <w:r>
+              <w:t xml:space="preserve"> </w:t>
+            </w:r>
+            <w:r>
+              <w:rPr>
+                <w:rFonts w:hint="eastAsia"/>
+              </w:rPr>
+              <w:t xml:space="preserve">与</w:t>
+            </w:r>
+            <w:r>
+              <w:t xml:space="preserve"> Leaflet </w:t>
+            </w:r>
+            <w:r>
+              <w:rPr>
+                <w:rFonts w:hint="eastAsia"/>
+              </w:rPr>
+              <w:t xml:space="preserve">地图重生成</w:t>
+            </w:r>
+          </w:p>
+        </w:tc>
+        <w:tc>
+          <w:tcPr/>
+          <w:p>
+            <w:pPr>
+              <w:pStyle w:val="Compact"/>
+            </w:pPr>
+            <w:r>
+              <w:rPr>
+                <w:rFonts w:hint="eastAsia"/>
+              </w:rPr>
+              <w:t xml:space="preserve">indopacom_bases_v2.geojson（贯通三级）</w:t>
+            </w:r>
+          </w:p>
+        </w:tc>
+      </w:tr>
+      <w:tr>
+        <w:tc>
+          <w:tcPr/>
+          <w:p>
+            <w:pPr>
+              <w:pStyle w:val="Compact"/>
+            </w:pPr>
+            <w:r>
+              <w:rPr>
+                <w:b/>
+                <w:bCs/>
+              </w:rPr>
+              <w:t xml:space="preserve">P10 </w:t>
+            </w:r>
+            <w:r>
+              <w:rPr>
+                <w:rFonts w:hint="eastAsia"/>
+                <w:b/>
+                <w:bCs/>
+              </w:rPr>
+              <w:t xml:space="preserve">政治建模</w:t>
+            </w:r>
+          </w:p>
+        </w:tc>
+        <w:tc>
+          <w:tcPr/>
+          <w:p>
+            <w:pPr>
+              <w:pStyle w:val="Compact"/>
+            </w:pPr>
+            <w:r>
+              <w:rPr>
+                <w:rFonts w:hint="eastAsia"/>
+              </w:rPr>
+              <w:t xml:space="preserve">盟友准入三态状态机（Full/Restricted/Denied）+</w:t>
+            </w:r>
+            <w:r>
+              <w:t xml:space="preserve"> </w:t>
+            </w:r>
+            <w:r>
+              <w:rPr>
+                <w:rFonts w:hint="eastAsia"/>
+              </w:rPr>
+              <w:t xml:space="preserve">四类政治事件</w:t>
+            </w:r>
+            <w:r>
+              <w:t xml:space="preserve"> + MRF-D </w:t>
+            </w:r>
+            <w:r>
+              <w:rPr>
+                <w:rFonts w:hint="eastAsia"/>
+              </w:rPr>
+              <w:t xml:space="preserve">轮换；ACE</w:t>
+            </w:r>
+            <w:r>
+              <w:t xml:space="preserve"> </w:t>
+            </w:r>
+            <w:r>
+              <w:rPr>
+                <w:rFonts w:hint="eastAsia"/>
+              </w:rPr>
+              <w:t xml:space="preserve">优化器排除</w:t>
+            </w:r>
+            <w:r>
+              <w:t xml:space="preserve"> Denied </w:t>
+            </w:r>
+            <w:r>
+              <w:rPr>
+                <w:rFonts w:hint="eastAsia"/>
+              </w:rPr>
+              <w:t xml:space="preserve">站点，Pareto</w:t>
+            </w:r>
+            <w:r>
+              <w:t xml:space="preserve"> </w:t>
+            </w:r>
+            <w:r>
+              <w:rPr>
+                <w:rFonts w:hint="eastAsia"/>
+              </w:rPr>
+              <w:t xml:space="preserve">新增政治风险敞口目标</w:t>
+            </w:r>
+          </w:p>
+        </w:tc>
+        <w:tc>
+          <w:tcPr/>
+          <w:p>
+            <w:pPr>
+              <w:pStyle w:val="Compact"/>
+            </w:pPr>
+            <w:r>
+              <w:t xml:space="preserve">models/political_access.py + config/political_access.json</w:t>
+            </w:r>
+          </w:p>
+        </w:tc>
+      </w:tr>
+      <w:tr>
+        <w:tc>
+          <w:tcPr/>
+          <w:p>
+            <w:pPr>
+              <w:pStyle w:val="Compact"/>
+            </w:pPr>
+            <w:r>
+              <w:rPr>
+                <w:b/>
+                <w:bCs/>
+              </w:rPr>
+              <w:t xml:space="preserve">P11 </w:t>
+            </w:r>
+            <w:r>
+              <w:rPr>
+                <w:rFonts w:hint="eastAsia"/>
+                <w:b/>
+                <w:bCs/>
+              </w:rPr>
+              <w:t xml:space="preserve">指挥链</w:t>
+            </w:r>
+          </w:p>
+        </w:tc>
+        <w:tc>
+          <w:tcPr/>
+          <w:p>
+            <w:pPr>
+              <w:pStyle w:val="Compact"/>
+            </w:pPr>
+            <w:r>
+              <w:t xml:space="preserve">INDOPACOM 5 </w:t>
+            </w:r>
+            <w:r>
+              <w:rPr>
+                <w:rFonts w:hint="eastAsia"/>
+              </w:rPr>
+              <w:t xml:space="preserve">军种组成</w:t>
+            </w:r>
+            <w:r>
+              <w:t xml:space="preserve"> + 3 </w:t>
+            </w:r>
+            <w:r>
+              <w:rPr>
+                <w:rFonts w:hint="eastAsia"/>
+              </w:rPr>
+              <w:t xml:space="preserve">下属联合司令部指挥关系树，逐跳上报/下发</w:t>
+            </w:r>
+            <w:r>
+              <w:t xml:space="preserve"> + </w:t>
+            </w:r>
+            <w:r>
+              <w:rPr>
+                <w:rFonts w:hint="eastAsia"/>
+              </w:rPr>
+              <w:t xml:space="preserve">跨军种协同路由；RBAC</w:t>
+            </w:r>
+            <w:r>
+              <w:t xml:space="preserve"> </w:t>
+            </w:r>
+            <w:r>
+              <w:rPr>
+                <w:rFonts w:hint="eastAsia"/>
+              </w:rPr>
+              <w:t xml:space="preserve">军种扩展</w:t>
+            </w:r>
+            <w:r>
+              <w:t xml:space="preserve"> + JWT branch claim</w:t>
+            </w:r>
+          </w:p>
+        </w:tc>
+        <w:tc>
+          <w:tcPr/>
+          <w:p>
+            <w:pPr>
+              <w:pStyle w:val="Compact"/>
+            </w:pPr>
+            <w:r>
+              <w:t xml:space="preserve">models/c2_chain.py + config/indopacom_c2.json</w:t>
+            </w:r>
+          </w:p>
+        </w:tc>
+      </w:tr>
+      <w:tr>
+        <w:tc>
+          <w:tcPr/>
+          <w:p>
+            <w:pPr>
+              <w:pStyle w:val="Compact"/>
+            </w:pPr>
+            <w:r>
+              <w:rPr>
+                <w:b/>
+                <w:bCs/>
+              </w:rPr>
+              <w:t xml:space="preserve">P12 </w:t>
+            </w:r>
+            <w:r>
+              <w:rPr>
+                <w:rFonts w:hint="eastAsia"/>
+                <w:b/>
+                <w:bCs/>
+              </w:rPr>
+              <w:t xml:space="preserve">系统升级</w:t>
+            </w:r>
+          </w:p>
+        </w:tc>
+        <w:tc>
+          <w:tcPr/>
+          <w:p>
+            <w:pPr>
+              <w:pStyle w:val="Compact"/>
+            </w:pPr>
+            <w:r>
+              <w:t xml:space="preserve">DQN </w:t>
+            </w:r>
+            <w:r>
+              <w:rPr>
+                <w:rFonts w:hint="eastAsia"/>
+              </w:rPr>
+              <w:t xml:space="preserve">观测空间</w:t>
+            </w:r>
+            <w:r>
+              <w:t xml:space="preserve"> 182 → 219 </w:t>
+            </w:r>
+            <w:r>
+              <w:rPr>
+                <w:rFonts w:hint="eastAsia"/>
+              </w:rPr>
+              <w:t xml:space="preserve">维（36</w:t>
+            </w:r>
+            <w:r>
+              <w:t xml:space="preserve"> </w:t>
+            </w:r>
+            <w:r>
+              <w:rPr>
+                <w:rFonts w:hint="eastAsia"/>
+              </w:rPr>
+              <w:t xml:space="preserve">盟友准入容量</w:t>
+            </w:r>
+            <w:r>
+              <w:t xml:space="preserve"> + </w:t>
+            </w:r>
+            <w:r>
+              <w:rPr>
+                <w:rFonts w:hint="eastAsia"/>
+              </w:rPr>
+              <w:t xml:space="preserve">升级度），XPU</w:t>
+            </w:r>
+            <w:r>
+              <w:t xml:space="preserve"> 200K </w:t>
+            </w:r>
+            <w:r>
+              <w:rPr>
+                <w:rFonts w:hint="eastAsia"/>
+              </w:rPr>
+              <w:t xml:space="preserve">步三阶段课程重训练；WebSocket</w:t>
+            </w:r>
+            <w:r>
+              <w:t xml:space="preserve"> </w:t>
+            </w:r>
+            <w:r>
+              <w:rPr>
+                <w:rFonts w:hint="eastAsia"/>
+              </w:rPr>
+              <w:t xml:space="preserve">并发/回溯升级；SPEAR</w:t>
+            </w:r>
+            <w:r>
+              <w:t xml:space="preserve"> </w:t>
+            </w:r>
+            <w:r>
+              <w:rPr>
+                <w:rFonts w:hint="eastAsia"/>
+              </w:rPr>
+              <w:t xml:space="preserve">四泳道政治时间轴；对手策略库</w:t>
+            </w:r>
+            <w:r>
+              <w:t xml:space="preserve"> 6 </w:t>
+            </w:r>
+            <w:r>
+              <w:rPr>
+                <w:rFonts w:hint="eastAsia"/>
+              </w:rPr>
+              <w:t xml:space="preserve">项；Maven</w:t>
+            </w:r>
+            <w:r>
+              <w:t xml:space="preserve"> </w:t>
+            </w:r>
+            <w:r>
+              <w:rPr>
+                <w:rFonts w:hint="eastAsia"/>
+              </w:rPr>
+              <w:t xml:space="preserve">契约补全；Monte</w:t>
+            </w:r>
+            <w:r>
+              <w:t xml:space="preserve"> Carlo </w:t>
+            </w:r>
+            <w:r>
+              <w:rPr>
+                <w:rFonts w:hint="eastAsia"/>
+              </w:rPr>
+              <w:t xml:space="preserve">重验证</w:t>
+            </w:r>
+          </w:p>
+        </w:tc>
+        <w:tc>
+          <w:tcPr/>
+          <w:p>
+            <w:pPr>
+              <w:pStyle w:val="Compact"/>
+            </w:pPr>
+            <w:r>
+              <w:t xml:space="preserve">pmtec_dqn_p12.zip + </w:t>
+            </w:r>
+            <w:r>
+              <w:rPr>
+                <w:rFonts w:hint="eastAsia"/>
+              </w:rPr>
+              <w:t xml:space="preserve">三场景对照报告</w:t>
+            </w:r>
+          </w:p>
+        </w:tc>
+      </w:tr>
+    </w:tbl>
+    <w:p>
+      <w:pPr>
+        <w:pStyle w:val="BodyText"/>
+      </w:pPr>
+      <w:r>
+        <w:rPr>
+          <w:rFonts w:hint="eastAsia"/>
+          <w:b/>
+          <w:bCs/>
+        </w:rPr>
+        <w:t xml:space="preserve">重验证结论（P12.7）</w:t>
+      </w:r>
+      <w:r>
+        <w:rPr>
+          <w:rFonts w:hint="eastAsia"/>
+        </w:rPr>
+        <w:t xml:space="preserve">：三场景对照（A</w:t>
+      </w:r>
+      <w:r>
+        <w:t xml:space="preserve"> </w:t>
+      </w:r>
+      <w:r>
+        <w:rPr>
+          <w:rFonts w:hint="eastAsia"/>
+        </w:rPr>
+        <w:t xml:space="preserve">原</w:t>
+      </w:r>
+      <w:r>
+        <w:t xml:space="preserve"> 22 </w:t>
+      </w:r>
+      <w:r>
+        <w:rPr>
+          <w:rFonts w:hint="eastAsia"/>
+        </w:rPr>
+        <w:t xml:space="preserve">站点</w:t>
+      </w:r>
+      <w:r>
+        <w:t xml:space="preserve"> 76.2% → B v2 </w:t>
+      </w:r>
+      <w:r>
+        <w:rPr>
+          <w:rFonts w:hint="eastAsia"/>
+        </w:rPr>
+        <w:t xml:space="preserve">权威数据</w:t>
+      </w:r>
+      <w:r>
+        <w:t xml:space="preserve"> 79.0% → C </w:t>
+      </w:r>
+      <w:r>
+        <w:rPr>
+          <w:rFonts w:hint="eastAsia"/>
+        </w:rPr>
+        <w:t xml:space="preserve">政治准入</w:t>
+      </w:r>
+      <w:r>
+        <w:t xml:space="preserve"> </w:t>
+      </w:r>
+      <w:r>
+        <w:rPr>
+          <w:rFonts w:hint="eastAsia"/>
+        </w:rPr>
+        <w:t xml:space="preserve">79.5%）</w:t>
+      </w:r>
+      <w:r>
+        <w:t xml:space="preserve"> </w:t>
+      </w:r>
+      <w:r>
+        <w:rPr>
+          <w:rFonts w:hint="eastAsia"/>
+        </w:rPr>
+        <w:t xml:space="preserve">证明权威数据升级带来</w:t>
+      </w:r>
+      <w:r>
+        <w:t xml:space="preserve"> +2.8pp </w:t>
+      </w:r>
+      <w:r>
+        <w:rPr>
+          <w:rFonts w:hint="eastAsia"/>
+        </w:rPr>
+        <w:t xml:space="preserve">净效应、政治准入不确定性下拦截率不降反稳——体系韧性获得量化验证；</w:t>
+      </w:r>
+      <w:r>
+        <w:t xml:space="preserve"> </w:t>
+      </w:r>
+      <w:r>
+        <w:rPr>
+          <w:rFonts w:hint="eastAsia"/>
+        </w:rPr>
+        <w:t xml:space="preserve">六策略全量</w:t>
+      </w:r>
+      <w:r>
+        <w:t xml:space="preserve"> 150 episodes </w:t>
+      </w:r>
+      <w:r>
+        <w:rPr>
+          <w:rFonts w:hint="eastAsia"/>
+        </w:rPr>
+        <w:t xml:space="preserve">总体</w:t>
+      </w:r>
+      <w:r>
+        <w:t xml:space="preserve"> </w:t>
+      </w:r>
+      <w:r>
+        <w:rPr>
+          <w:rFonts w:hint="eastAsia"/>
+        </w:rPr>
+        <w:t xml:space="preserve">79.1%（95%</w:t>
+      </w:r>
+      <w:r>
+        <w:t xml:space="preserve"> CI </w:t>
+      </w:r>
+      <w:r>
+        <w:rPr>
+          <w:rFonts w:hint="eastAsia"/>
+        </w:rPr>
+        <w:t xml:space="preserve">78.0-80.2）；十万次准入敏感性采样最差可用率</w:t>
+      </w:r>
+      <w:r>
+        <w:t xml:space="preserve"> 95.5%。</w:t>
+      </w:r>
+    </w:p>
+    <w:p>
+      <w:pPr>
+        <w:pStyle w:val="BodyText"/>
+      </w:pPr>
+      <w:r>
+        <w:rPr>
+          <w:b/>
+          <w:bCs/>
+        </w:rPr>
+        <w:t xml:space="preserve">ASDA </w:t>
+      </w:r>
+      <w:r>
+        <w:rPr>
+          <w:rFonts w:hint="eastAsia"/>
+          <w:b/>
+          <w:bCs/>
+        </w:rPr>
+        <w:t xml:space="preserve">闭环映射</w:t>
+      </w:r>
+      <w:r>
+        <w:rPr>
+          <w:rFonts w:hint="eastAsia"/>
+        </w:rPr>
+        <w:t xml:space="preserve">：政治事件注入</w:t>
+      </w:r>
+      <w:r>
+        <w:t xml:space="preserve"> = Sense </w:t>
+      </w:r>
+      <w:r>
+        <w:rPr>
+          <w:rFonts w:hint="eastAsia"/>
+        </w:rPr>
+        <w:t xml:space="preserve">的政治维度扩展；准入容量因子进入</w:t>
+      </w:r>
+      <w:r>
+        <w:t xml:space="preserve"> 219 </w:t>
+      </w:r>
+      <w:r>
+        <w:rPr>
+          <w:rFonts w:hint="eastAsia"/>
+        </w:rPr>
+        <w:t xml:space="preserve">维观测</w:t>
+      </w:r>
+      <w:r>
+        <w:t xml:space="preserve"> = Decide </w:t>
+      </w:r>
+      <w:r>
+        <w:rPr>
+          <w:rFonts w:hint="eastAsia"/>
+        </w:rPr>
+        <w:t xml:space="preserve">的信息增广；</w:t>
+      </w:r>
+      <w:r>
+        <w:t xml:space="preserve"> </w:t>
+      </w:r>
+      <w:r>
+        <w:t xml:space="preserve">Adapt </w:t>
+      </w:r>
+      <w:r>
+        <w:rPr>
+          <w:rFonts w:hint="eastAsia"/>
+        </w:rPr>
+        <w:t xml:space="preserve">环节排除</w:t>
+      </w:r>
+      <w:r>
+        <w:t xml:space="preserve"> Denied </w:t>
+      </w:r>
+      <w:r>
+        <w:rPr>
+          <w:rFonts w:hint="eastAsia"/>
+        </w:rPr>
+        <w:t xml:space="preserve">站点再部署</w:t>
+      </w:r>
+      <w:r>
+        <w:t xml:space="preserve"> + </w:t>
+      </w:r>
+      <w:r>
+        <w:rPr>
+          <w:rFonts w:hint="eastAsia"/>
+        </w:rPr>
+        <w:t xml:space="preserve">敞口反馈对手模型</w:t>
+      </w:r>
+      <w:r>
+        <w:t xml:space="preserve"> = </w:t>
+      </w:r>
+      <w:r>
+        <w:rPr>
+          <w:rFonts w:hint="eastAsia"/>
+        </w:rPr>
+        <w:t xml:space="preserve">适应的政治维度实现。</w:t>
+      </w:r>
+    </w:p>
+    <w:p>
+      <w:r>
+        <w:pict>
+          <v:rect style="width:0;height:1.5pt" o:hralign="center" o:hrstd="t" o:hr="t"/>
+        </w:pict>
+      </w:r>
+    </w:p>
+    <w:bookmarkEnd w:id="52"/>
+    <w:bookmarkStart w:id="53" w:name="技术栈总览"/>
     <w:p>
       <w:pPr>
         <w:pStyle w:val="Heading2"/>
@@ -10909,17 +11676,17 @@
         <w:br/>
       </w:r>
       <w:r>
-        <w:t xml:space="preserve">21,070 lines of Python / 112 files / DQN 200K-step XPU training / Monte Carlo 100-episode validation</w:t>
+        <w:t xml:space="preserve">24,794 lines of Python (pmtec_system + ace_deployment) / 103 files / DQN 219-dim political model (XPU 200K-step) / Monte Carlo 79.1% (6 strategies, 150 episodes)</w:t>
       </w:r>
       <w:r>
         <w:br/>
       </w:r>
       <w:r>
-        <w:t xml:space="preserve">Generated: 2026-09-04</w:t>
-      </w:r>
-    </w:p>
-    <w:bookmarkEnd w:id="52"/>
+        <w:t xml:space="preserve">Generated: 2026-09-12 (P13)</w:t>
+      </w:r>
+    </w:p>
     <w:bookmarkEnd w:id="53"/>
+    <w:bookmarkEnd w:id="54"/>
     <w:sectPr>
       <w:footnotePr>
         <w:numRestart w:val="eachSect"/>

--- a/pmtec_system/PMTEC_系统说明文档.docx
+++ b/pmtec_system/PMTEC_系统说明文档.docx
@@ -25,7 +25,7 @@
         <w:t xml:space="preserve">架构与设计文档</w:t>
       </w:r>
     </w:p>
-    <w:bookmarkStart w:id="54" w:name="pmtec-数字孪生战场系统"/>
+    <w:bookmarkStart w:id="55" w:name="pmtec-数字孪生战场系统"/>
     <w:p>
       <w:pPr>
         <w:pStyle w:val="Heading1"/>
@@ -11231,7 +11231,930 @@
       </w:r>
     </w:p>
     <w:bookmarkEnd w:id="52"/>
-    <w:bookmarkStart w:id="53" w:name="技术栈总览"/>
+    <w:bookmarkStart w:id="53" w:name="p13-p14-政治韧性闭环与目标特性本体层2026-09-12-09-22"/>
+    <w:p>
+      <w:pPr>
+        <w:pStyle w:val="Heading2"/>
+      </w:pPr>
+      <w:r>
+        <w:t xml:space="preserve">15. P13-P14 </w:t>
+      </w:r>
+      <w:r>
+        <w:rPr>
+          <w:rFonts w:hint="eastAsia"/>
+        </w:rPr>
+        <w:t xml:space="preserve">政治韧性闭环与目标特性本体层（2026-09-12</w:t>
+      </w:r>
+      <w:r>
+        <w:t xml:space="preserve"> </w:t>
+      </w:r>
+      <w:r>
+        <w:rPr>
+          <w:rFonts w:hint="eastAsia"/>
+        </w:rPr>
+        <w:t xml:space="preserve">～</w:t>
+      </w:r>
+      <w:r>
+        <w:t xml:space="preserve"> </w:t>
+      </w:r>
+      <w:r>
+        <w:rPr>
+          <w:rFonts w:hint="eastAsia"/>
+        </w:rPr>
+        <w:t xml:space="preserve">09-22）</w:t>
+      </w:r>
+    </w:p>
+    <w:p>
+      <w:pPr>
+        <w:pStyle w:val="FirstParagraph"/>
+      </w:pPr>
+      <w:r>
+        <w:rPr>
+          <w:b/>
+          <w:bCs/>
+        </w:rPr>
+        <w:t xml:space="preserve">P13 </w:t>
+      </w:r>
+      <w:r>
+        <w:rPr>
+          <w:rFonts w:hint="eastAsia"/>
+          <w:b/>
+          <w:bCs/>
+        </w:rPr>
+        <w:t xml:space="preserve">政治韧性全链路</w:t>
+      </w:r>
+      <w:r>
+        <w:rPr>
+          <w:rFonts w:hint="eastAsia"/>
+        </w:rPr>
+        <w:t xml:space="preserve">：政治准入状态机（Open/Restricted/Denied</w:t>
+      </w:r>
+      <w:r>
+        <w:t xml:space="preserve"> </w:t>
+      </w:r>
+      <w:r>
+        <w:rPr>
+          <w:rFonts w:hint="eastAsia"/>
+        </w:rPr>
+        <w:t xml:space="preserve">三态</w:t>
+      </w:r>
+      <w:r>
+        <w:t xml:space="preserve"> + </w:t>
+      </w:r>
+      <w:r>
+        <w:rPr>
+          <w:rFonts w:hint="eastAsia"/>
+        </w:rPr>
+        <w:t xml:space="preserve">升级度累积）贯穿仿真、优化与决策全链路。主权打击场景下</w:t>
+      </w:r>
+      <w:r>
+        <w:t xml:space="preserve"> 9 </w:t>
+      </w:r>
+      <w:r>
+        <w:rPr>
+          <w:rFonts w:hint="eastAsia"/>
+        </w:rPr>
+        <w:t xml:space="preserve">个盟友站点被拒止，可用基地</w:t>
+      </w:r>
+      <w:r>
+        <w:t xml:space="preserve"> </w:t>
+      </w:r>
+      <w:r>
+        <w:rPr>
+          <w:rFonts w:hint="eastAsia"/>
+        </w:rPr>
+        <w:t xml:space="preserve">67→58，部署优化器自动排除被拒站点，政治风险敞口作为</w:t>
+      </w:r>
+      <w:r>
+        <w:t xml:space="preserve"> Pareto </w:t>
+      </w:r>
+      <w:r>
+        <w:rPr>
+          <w:rFonts w:hint="eastAsia"/>
+        </w:rPr>
+        <w:t xml:space="preserve">第</w:t>
+      </w:r>
+      <w:r>
+        <w:t xml:space="preserve"> 6 </w:t>
+      </w:r>
+      <w:r>
+        <w:rPr>
+          <w:rFonts w:hint="eastAsia"/>
+        </w:rPr>
+        <w:t xml:space="preserve">目标显式压制。三场景隔离对照：拦截率</w:t>
+      </w:r>
+      <w:r>
+        <w:t xml:space="preserve"> 76.2% → 79.0% → </w:t>
+      </w:r>
+      <w:r>
+        <w:rPr>
+          <w:rFonts w:hint="eastAsia"/>
+        </w:rPr>
+        <w:t xml:space="preserve">79.5%（数据净效应</w:t>
+      </w:r>
+      <w:r>
+        <w:t xml:space="preserve"> </w:t>
+      </w:r>
+      <w:r>
+        <w:rPr>
+          <w:rFonts w:hint="eastAsia"/>
+        </w:rPr>
+        <w:t xml:space="preserve">+2.8pp，政治约束不降反稳）。十万次蒙特卡洛敏感性（N=100000）：Denied</w:t>
+      </w:r>
+      <w:r>
+        <w:t xml:space="preserve"> </w:t>
+      </w:r>
+      <w:r>
+        <w:rPr>
+          <w:rFonts w:hint="eastAsia"/>
+        </w:rPr>
+        <w:t xml:space="preserve">均值</w:t>
+      </w:r>
+      <w:r>
+        <w:t xml:space="preserve"> 0.14 / Restricted </w:t>
+      </w:r>
+      <w:r>
+        <w:rPr>
+          <w:rFonts w:hint="eastAsia"/>
+        </w:rPr>
+        <w:t xml:space="preserve">均值</w:t>
+      </w:r>
+      <w:r>
+        <w:t xml:space="preserve"> 5.19 / </w:t>
+      </w:r>
+      <w:r>
+        <w:rPr>
+          <w:rFonts w:hint="eastAsia"/>
+        </w:rPr>
+        <w:t xml:space="preserve">最差情形体系可用率</w:t>
+      </w:r>
+      <w:r>
+        <w:t xml:space="preserve"> 95.5%。</w:t>
+      </w:r>
+    </w:p>
+    <w:p>
+      <w:pPr>
+        <w:pStyle w:val="BodyText"/>
+      </w:pPr>
+      <w:r>
+        <w:rPr>
+          <w:b/>
+          <w:bCs/>
+        </w:rPr>
+        <w:t xml:space="preserve">P14 </w:t>
+      </w:r>
+      <w:r>
+        <w:rPr>
+          <w:rFonts w:hint="eastAsia"/>
+          <w:b/>
+          <w:bCs/>
+        </w:rPr>
+        <w:t xml:space="preserve">目标特性本体层</w:t>
+      </w:r>
+      <w:r>
+        <w:rPr>
+          <w:rFonts w:hint="eastAsia"/>
+        </w:rPr>
+        <w:t xml:space="preserve">（</w:t>
+      </w:r>
+      <w:r>
+        <w:rPr>
+          <w:rStyle w:val="VerbatimChar"/>
+        </w:rPr>
+        <w:t xml:space="preserve">ontology/</w:t>
+      </w:r>
+      <w:r>
+        <w:rPr>
+          <w:rFonts w:hint="eastAsia"/>
+        </w:rPr>
+        <w:t xml:space="preserve">，对标赛题B学术评分逻辑）：将数据底座形式化为可推理、可校验、可溯源的</w:t>
+      </w:r>
+      <w:r>
+        <w:t xml:space="preserve"> OWL 2 DL </w:t>
+      </w:r>
+      <w:r>
+        <w:rPr>
+          <w:rFonts w:hint="eastAsia"/>
+        </w:rPr>
+        <w:t xml:space="preserve">本体。</w:t>
+      </w:r>
+    </w:p>
+    <w:tbl>
+      <w:tblPr>
+        <w:tblStyle w:val="Table"/>
+        <w:tblW w:type="auto" w:w="0"/>
+        <w:tblLook w:firstRow="1" w:lastRow="0" w:firstColumn="0" w:lastColumn="0" w:noHBand="0" w:noVBand="0" w:val="0020"/>
+      </w:tblPr>
+      <w:tblGrid>
+        <w:gridCol w:w="2640"/>
+        <w:gridCol w:w="2640"/>
+        <w:gridCol w:w="2640"/>
+      </w:tblGrid>
+      <w:tr>
+        <w:trPr>
+          <w:tblHeader w:val="on"/>
+        </w:trPr>
+        <w:tc>
+          <w:tcPr/>
+          <w:p>
+            <w:pPr>
+              <w:pStyle w:val="Compact"/>
+            </w:pPr>
+            <w:r>
+              <w:rPr>
+                <w:rFonts w:hint="eastAsia"/>
+              </w:rPr>
+              <w:t xml:space="preserve">能力</w:t>
+            </w:r>
+          </w:p>
+        </w:tc>
+        <w:tc>
+          <w:tcPr/>
+          <w:p>
+            <w:pPr>
+              <w:pStyle w:val="Compact"/>
+            </w:pPr>
+            <w:r>
+              <w:rPr>
+                <w:rFonts w:hint="eastAsia"/>
+              </w:rPr>
+              <w:t xml:space="preserve">实现</w:t>
+            </w:r>
+          </w:p>
+        </w:tc>
+        <w:tc>
+          <w:tcPr/>
+          <w:p>
+            <w:pPr>
+              <w:pStyle w:val="Compact"/>
+            </w:pPr>
+            <w:r>
+              <w:rPr>
+                <w:rFonts w:hint="eastAsia"/>
+              </w:rPr>
+              <w:t xml:space="preserve">证据</w:t>
+            </w:r>
+          </w:p>
+        </w:tc>
+      </w:tr>
+      <w:tr>
+        <w:tc>
+          <w:tcPr/>
+          <w:p>
+            <w:pPr>
+              <w:pStyle w:val="Compact"/>
+            </w:pPr>
+            <w:r>
+              <w:t xml:space="preserve">TO </w:t>
+            </w:r>
+            <w:r>
+              <w:rPr>
+                <w:rFonts w:hint="eastAsia"/>
+              </w:rPr>
+              <w:t xml:space="preserve">五元组建模</w:t>
+            </w:r>
+          </w:p>
+        </w:tc>
+        <w:tc>
+          <w:tcPr/>
+          <w:p>
+            <w:pPr>
+              <w:pStyle w:val="Compact"/>
+            </w:pPr>
+            <w:r>
+              <w:t xml:space="preserve">E=67 </w:t>
+            </w:r>
+            <w:r>
+              <w:rPr>
+                <w:rFonts w:hint="eastAsia"/>
+              </w:rPr>
+              <w:t xml:space="preserve">基地四子类互斥</w:t>
+            </w:r>
+            <w:r>
+              <w:t xml:space="preserve"> + 16 </w:t>
+            </w:r>
+            <w:r>
+              <w:rPr>
+                <w:rFonts w:hint="eastAsia"/>
+              </w:rPr>
+              <w:t xml:space="preserve">跑道</w:t>
+            </w:r>
+            <w:r>
+              <w:t xml:space="preserve"> + 3 </w:t>
+            </w:r>
+            <w:r>
+              <w:rPr>
+                <w:rFonts w:hint="eastAsia"/>
+              </w:rPr>
+              <w:t xml:space="preserve">接入状态共</w:t>
+            </w:r>
+            <w:r>
+              <w:t xml:space="preserve"> 86 </w:t>
+            </w:r>
+            <w:r>
+              <w:rPr>
+                <w:rFonts w:hint="eastAsia"/>
+              </w:rPr>
+              <w:t xml:space="preserve">实体；F=AirBase≡∃hasPart.Runway</w:t>
+            </w:r>
+          </w:p>
+        </w:tc>
+        <w:tc>
+          <w:tcPr/>
+          <w:p>
+            <w:pPr>
+              <w:pStyle w:val="Compact"/>
+            </w:pPr>
+            <w:r>
+              <w:rPr>
+                <w:rStyle w:val="VerbatimChar"/>
+              </w:rPr>
+              <w:t xml:space="preserve">tc_ontology.py</w:t>
+            </w:r>
+            <w:r>
+              <w:t xml:space="preserve"> </w:t>
+            </w:r>
+            <w:r>
+              <w:t xml:space="preserve">→</w:t>
+            </w:r>
+            <w:r>
+              <w:t xml:space="preserve"> </w:t>
+            </w:r>
+            <w:r>
+              <w:rPr>
+                <w:rStyle w:val="VerbatimChar"/>
+              </w:rPr>
+              <w:t xml:space="preserve">target_characteristics.owl</w:t>
+            </w:r>
+          </w:p>
+        </w:tc>
+      </w:tr>
+      <w:tr>
+        <w:tc>
+          <w:tcPr/>
+          <w:p>
+            <w:pPr>
+              <w:pStyle w:val="Compact"/>
+            </w:pPr>
+            <w:r>
+              <w:rPr>
+                <w:rFonts w:hint="eastAsia"/>
+              </w:rPr>
+              <w:t xml:space="preserve">描述逻辑推理</w:t>
+            </w:r>
+          </w:p>
+        </w:tc>
+        <w:tc>
+          <w:tcPr/>
+          <w:p>
+            <w:pPr>
+              <w:pStyle w:val="Compact"/>
+            </w:pPr>
+            <w:r>
+              <w:t xml:space="preserve">HermiT </w:t>
+            </w:r>
+            <w:r>
+              <w:rPr>
+                <w:rFonts w:hint="eastAsia"/>
+              </w:rPr>
+              <w:t xml:space="preserve">一致性证明，LaunchCapable=67；翻转测试：横田Denied即踢出可launch集（67→66）</w:t>
+            </w:r>
+          </w:p>
+        </w:tc>
+        <w:tc>
+          <w:tcPr/>
+          <w:p>
+            <w:pPr>
+              <w:pStyle w:val="Compact"/>
+            </w:pPr>
+            <w:r>
+              <w:rPr>
+                <w:rStyle w:val="VerbatimChar"/>
+              </w:rPr>
+              <w:t xml:space="preserve">validation_report.json</w:t>
+            </w:r>
+          </w:p>
+        </w:tc>
+      </w:tr>
+      <w:tr>
+        <w:tc>
+          <w:tcPr/>
+          <w:p>
+            <w:pPr>
+              <w:pStyle w:val="Compact"/>
+            </w:pPr>
+            <w:r>
+              <w:t xml:space="preserve">SHACL </w:t>
+            </w:r>
+            <w:r>
+              <w:rPr>
+                <w:rFonts w:hint="eastAsia"/>
+              </w:rPr>
+              <w:t xml:space="preserve">双向验证</w:t>
+            </w:r>
+          </w:p>
+        </w:tc>
+        <w:tc>
+          <w:tcPr/>
+          <w:p>
+            <w:pPr>
+              <w:pStyle w:val="Compact"/>
+            </w:pPr>
+            <w:r>
+              <w:rPr>
+                <w:rFonts w:hint="eastAsia"/>
+              </w:rPr>
+              <w:t xml:space="preserve">正样本</w:t>
+            </w:r>
+            <w:r>
+              <w:t xml:space="preserve"> 67/67 </w:t>
+            </w:r>
+            <w:r>
+              <w:rPr>
+                <w:rFonts w:hint="eastAsia"/>
+              </w:rPr>
+              <w:t xml:space="preserve">全绿，负样本三注入（删军种码/纬度999/缺状态）全部报警</w:t>
+            </w:r>
+          </w:p>
+        </w:tc>
+        <w:tc>
+          <w:tcPr/>
+          <w:p>
+            <w:pPr>
+              <w:pStyle w:val="Compact"/>
+            </w:pPr>
+            <w:r>
+              <w:rPr>
+                <w:rStyle w:val="VerbatimChar"/>
+              </w:rPr>
+              <w:t xml:space="preserve">shapes.ttl</w:t>
+            </w:r>
+            <w:r>
+              <w:t xml:space="preserve"> </w:t>
+            </w:r>
+            <w:r>
+              <w:t xml:space="preserve">+ pySHACL</w:t>
+            </w:r>
+          </w:p>
+        </w:tc>
+      </w:tr>
+      <w:tr>
+        <w:tc>
+          <w:tcPr/>
+          <w:p>
+            <w:pPr>
+              <w:pStyle w:val="Compact"/>
+            </w:pPr>
+            <w:r>
+              <w:t xml:space="preserve">D-S </w:t>
+            </w:r>
+            <w:r>
+              <w:rPr>
+                <w:rFonts w:hint="eastAsia"/>
+              </w:rPr>
+              <w:t xml:space="preserve">置信度</w:t>
+            </w:r>
+          </w:p>
+        </w:tc>
+        <w:tc>
+          <w:tcPr/>
+          <w:p>
+            <w:pPr>
+              <w:pStyle w:val="Compact"/>
+            </w:pPr>
+            <w:r>
+              <w:rPr>
+                <w:rFonts w:hint="eastAsia"/>
+              </w:rPr>
+              <w:t xml:space="preserve">数据精度</w:t>
+            </w:r>
+            <w:r>
+              <w:t xml:space="preserve"> A/A-/B </w:t>
+            </w:r>
+            <w:r>
+              <w:rPr>
+                <w:rFonts w:hint="eastAsia"/>
+              </w:rPr>
+              <w:t xml:space="preserve">分级（45/21/1）双路</w:t>
+            </w:r>
+            <w:r>
+              <w:t xml:space="preserve"> mass </w:t>
+            </w:r>
+            <w:r>
+              <w:rPr>
+                <w:rFonts w:hint="eastAsia"/>
+              </w:rPr>
+              <w:t xml:space="preserve">函数</w:t>
+            </w:r>
+            <w:r>
+              <w:t xml:space="preserve"> Dempster </w:t>
+            </w:r>
+            <w:r>
+              <w:rPr>
+                <w:rFonts w:hint="eastAsia"/>
+              </w:rPr>
+              <w:t xml:space="preserve">合成：Bel(Open)∈[0.67,0.92]，冲突</w:t>
+            </w:r>
+            <w:r>
+              <w:t xml:space="preserve"> K&lt;0.08 </w:t>
+            </w:r>
+            <w:r>
+              <w:rPr>
+                <w:rFonts w:hint="eastAsia"/>
+              </w:rPr>
+              <w:t xml:space="preserve">零拒绝</w:t>
+            </w:r>
+          </w:p>
+        </w:tc>
+        <w:tc>
+          <w:tcPr/>
+          <w:p>
+            <w:pPr>
+              <w:pStyle w:val="Compact"/>
+            </w:pPr>
+            <w:r>
+              <w:rPr>
+                <w:rStyle w:val="VerbatimChar"/>
+              </w:rPr>
+              <w:t xml:space="preserve">confidence.py</w:t>
+            </w:r>
+            <w:r>
+              <w:t xml:space="preserve"> </w:t>
+            </w:r>
+            <w:r>
+              <w:t xml:space="preserve">→</w:t>
+            </w:r>
+            <w:r>
+              <w:t xml:space="preserve"> </w:t>
+            </w:r>
+            <w:r>
+              <w:rPr>
+                <w:rStyle w:val="VerbatimChar"/>
+              </w:rPr>
+              <w:t xml:space="preserve">confidence_report.json</w:t>
+            </w:r>
+          </w:p>
+        </w:tc>
+      </w:tr>
+      <w:tr>
+        <w:tc>
+          <w:tcPr/>
+          <w:p>
+            <w:pPr>
+              <w:pStyle w:val="Compact"/>
+            </w:pPr>
+            <w:r>
+              <w:t xml:space="preserve">PROV-O </w:t>
+            </w:r>
+            <w:r>
+              <w:rPr>
+                <w:rFonts w:hint="eastAsia"/>
+              </w:rPr>
+              <w:t xml:space="preserve">溯源</w:t>
+            </w:r>
+          </w:p>
+        </w:tc>
+        <w:tc>
+          <w:tcPr/>
+          <w:p>
+            <w:pPr>
+              <w:pStyle w:val="Compact"/>
+            </w:pPr>
+            <w:r>
+              <w:rPr>
+                <w:rFonts w:hint="eastAsia"/>
+              </w:rPr>
+              <w:t xml:space="preserve">逐断言回指</w:t>
+            </w:r>
+            <w:r>
+              <w:t xml:space="preserve"> CRS R47589 / FY2024 </w:t>
+            </w:r>
+            <w:r>
+              <w:rPr>
+                <w:rFonts w:hint="eastAsia"/>
+              </w:rPr>
+              <w:t xml:space="preserve">基地结构报告</w:t>
+            </w:r>
+            <w:r>
+              <w:t xml:space="preserve"> / v1 </w:t>
+            </w:r>
+            <w:r>
+              <w:rPr>
+                <w:rFonts w:hint="eastAsia"/>
+              </w:rPr>
+              <w:t xml:space="preserve">库，共</w:t>
+            </w:r>
+            <w:r>
+              <w:t xml:space="preserve"> 643 </w:t>
+            </w:r>
+            <w:r>
+              <w:rPr>
+                <w:rFonts w:hint="eastAsia"/>
+              </w:rPr>
+              <w:t xml:space="preserve">三元组</w:t>
+            </w:r>
+          </w:p>
+        </w:tc>
+        <w:tc>
+          <w:tcPr/>
+          <w:p>
+            <w:pPr>
+              <w:pStyle w:val="Compact"/>
+            </w:pPr>
+            <w:r>
+              <w:rPr>
+                <w:rStyle w:val="VerbatimChar"/>
+              </w:rPr>
+              <w:t xml:space="preserve">provenance.ttl</w:t>
+            </w:r>
+          </w:p>
+        </w:tc>
+      </w:tr>
+      <w:tr>
+        <w:tc>
+          <w:tcPr/>
+          <w:p>
+            <w:pPr>
+              <w:pStyle w:val="Compact"/>
+            </w:pPr>
+            <w:r>
+              <w:t xml:space="preserve">SPARQL </w:t>
+            </w:r>
+            <w:r>
+              <w:rPr>
+                <w:rFonts w:hint="eastAsia"/>
+              </w:rPr>
+              <w:t xml:space="preserve">杀伤网</w:t>
+            </w:r>
+          </w:p>
+        </w:tc>
+        <w:tc>
+          <w:tcPr/>
+          <w:p>
+            <w:pPr>
+              <w:pStyle w:val="Compact"/>
+            </w:pPr>
+            <w:r>
+              <w:t xml:space="preserve">PAE </w:t>
+            </w:r>
+            <w:r>
+              <w:rPr>
+                <w:rFonts w:hint="eastAsia"/>
+              </w:rPr>
+              <w:t xml:space="preserve">攻击优先级</w:t>
+            </w:r>
+            <w:r>
+              <w:t xml:space="preserve"> </w:t>
+            </w:r>
+            <w:r>
+              <w:rPr>
+                <w:rFonts w:hint="eastAsia"/>
+              </w:rPr>
+              <w:t xml:space="preserve">Top10（Hickam/Kadena/Andersen）、主权基地效应器匹配（JBER</w:t>
+            </w:r>
+            <w:r>
+              <w:t xml:space="preserve"> F-22 / Eielson </w:t>
+            </w:r>
+            <w:r>
+              <w:rPr>
+                <w:rFonts w:hint="eastAsia"/>
+              </w:rPr>
+              <w:t xml:space="preserve">F-35A）、COA</w:t>
+            </w:r>
+            <w:r>
+              <w:t xml:space="preserve"> </w:t>
+            </w:r>
+            <w:r>
+              <w:rPr>
+                <w:rFonts w:hint="eastAsia"/>
+              </w:rPr>
+              <w:t xml:space="preserve">单跑道脆弱</w:t>
+            </w:r>
+            <w:r>
+              <w:t xml:space="preserve"> 13 </w:t>
+            </w:r>
+            <w:r>
+              <w:rPr>
+                <w:rFonts w:hint="eastAsia"/>
+              </w:rPr>
+              <w:t xml:space="preserve">站全有同国替代</w:t>
+            </w:r>
+          </w:p>
+        </w:tc>
+        <w:tc>
+          <w:tcPr/>
+          <w:p>
+            <w:pPr>
+              <w:pStyle w:val="Compact"/>
+            </w:pPr>
+            <w:r>
+              <w:rPr>
+                <w:rStyle w:val="VerbatimChar"/>
+              </w:rPr>
+              <w:t xml:space="preserve">sparql_killnet_report.json</w:t>
+            </w:r>
+          </w:p>
+        </w:tc>
+      </w:tr>
+      <w:tr>
+        <w:tc>
+          <w:tcPr/>
+          <w:p>
+            <w:pPr>
+              <w:pStyle w:val="Compact"/>
+            </w:pPr>
+            <w:r>
+              <w:rPr>
+                <w:rFonts w:hint="eastAsia"/>
+              </w:rPr>
+              <w:t xml:space="preserve">概率校准实算</w:t>
+            </w:r>
+          </w:p>
+        </w:tc>
+        <w:tc>
+          <w:tcPr/>
+          <w:p>
+            <w:pPr>
+              <w:pStyle w:val="Compact"/>
+            </w:pPr>
+            <w:r>
+              <w:rPr>
+                <w:rFonts w:hint="eastAsia"/>
+              </w:rPr>
+              <w:t xml:space="preserve">饱和攻击</w:t>
+            </w:r>
+            <w:r>
+              <w:t xml:space="preserve"> 35 </w:t>
+            </w:r>
+            <w:r>
+              <w:rPr>
+                <w:rFonts w:hint="eastAsia"/>
+              </w:rPr>
+              <w:t xml:space="preserve">判定样本</w:t>
+            </w:r>
+            <w:r>
+              <w:t xml:space="preserve"> </w:t>
+            </w:r>
+            <w:r>
+              <w:rPr>
+                <w:rFonts w:hint="eastAsia"/>
+              </w:rPr>
+              <w:t xml:space="preserve">Brier=0.1128（DF-17</w:t>
+            </w:r>
+            <w:r>
+              <w:t xml:space="preserve"> p=0.946/n=27、DF-26 </w:t>
+            </w:r>
+            <w:r>
+              <w:rPr>
+                <w:rFonts w:hint="eastAsia"/>
+              </w:rPr>
+              <w:t xml:space="preserve">p=0.833/n=8），入孪生终态</w:t>
+            </w:r>
+            <w:r>
+              <w:t xml:space="preserve"> calibration </w:t>
+            </w:r>
+            <w:r>
+              <w:rPr>
+                <w:rFonts w:hint="eastAsia"/>
+              </w:rPr>
+              <w:t xml:space="preserve">字段</w:t>
+            </w:r>
+          </w:p>
+        </w:tc>
+        <w:tc>
+          <w:tcPr/>
+          <w:p>
+            <w:pPr>
+              <w:pStyle w:val="Compact"/>
+            </w:pPr>
+            <w:r>
+              <w:rPr>
+                <w:rStyle w:val="VerbatimChar"/>
+              </w:rPr>
+              <w:t xml:space="preserve">twin_sync.py</w:t>
+            </w:r>
+          </w:p>
+        </w:tc>
+      </w:tr>
+      <w:tr>
+        <w:tc>
+          <w:tcPr/>
+          <w:p>
+            <w:pPr>
+              <w:pStyle w:val="Compact"/>
+            </w:pPr>
+            <w:r>
+              <w:rPr>
+                <w:rFonts w:hint="eastAsia"/>
+              </w:rPr>
+              <w:t xml:space="preserve">失效边界</w:t>
+            </w:r>
+          </w:p>
+        </w:tc>
+        <w:tc>
+          <w:tcPr/>
+          <w:p>
+            <w:pPr>
+              <w:pStyle w:val="Compact"/>
+            </w:pPr>
+            <w:r>
+              <w:rPr>
+                <w:rFonts w:hint="eastAsia"/>
+              </w:rPr>
+              <w:t xml:space="preserve">三问答案卡：非可推理属性、翻转条件扫描（m(Denied)</w:t>
+            </w:r>
+            <w:r>
+              <w:t xml:space="preserve"> 0.35→0.40 </w:t>
+            </w:r>
+            <w:r>
+              <w:rPr>
+                <w:rFonts w:hint="eastAsia"/>
+              </w:rPr>
+              <w:t xml:space="preserve">时</w:t>
+            </w:r>
+            <w:r>
+              <w:t xml:space="preserve"> Bel </w:t>
+            </w:r>
+            <w:r>
+              <w:rPr>
+                <w:rFonts w:hint="eastAsia"/>
+              </w:rPr>
+              <w:t xml:space="preserve">0.568→0.400）、Tinian</w:t>
+            </w:r>
+            <w:r>
+              <w:t xml:space="preserve"> B </w:t>
+            </w:r>
+            <w:r>
+              <w:rPr>
+                <w:rFonts w:hint="eastAsia"/>
+              </w:rPr>
+              <w:t xml:space="preserve">级无知区间防御</w:t>
+            </w:r>
+          </w:p>
+        </w:tc>
+        <w:tc>
+          <w:tcPr/>
+          <w:p>
+            <w:pPr>
+              <w:pStyle w:val="Compact"/>
+            </w:pPr>
+            <w:r>
+              <w:rPr>
+                <w:rStyle w:val="VerbatimChar"/>
+              </w:rPr>
+              <w:t xml:space="preserve">failure_boundary_card.md</w:t>
+            </w:r>
+          </w:p>
+        </w:tc>
+      </w:tr>
+    </w:tbl>
+    <w:p>
+      <w:pPr>
+        <w:pStyle w:val="BodyText"/>
+      </w:pPr>
+      <w:r>
+        <w:rPr>
+          <w:rFonts w:hint="eastAsia"/>
+        </w:rPr>
+        <w:t xml:space="preserve">验收：</w:t>
+      </w:r>
+      <w:r>
+        <w:rPr>
+          <w:rStyle w:val="VerbatimChar"/>
+        </w:rPr>
+        <w:t xml:space="preserve">test_p14_ontology.py</w:t>
+      </w:r>
+      <w:r>
+        <w:t xml:space="preserve"> </w:t>
+      </w:r>
+      <w:r>
+        <w:t xml:space="preserve">21/21 </w:t>
+      </w:r>
+      <w:r>
+        <w:rPr>
+          <w:rFonts w:hint="eastAsia"/>
+        </w:rPr>
+        <w:t xml:space="preserve">断言全过；GitHub</w:t>
+      </w:r>
+      <w:r>
+        <w:t xml:space="preserve"> Actions </w:t>
+      </w:r>
+      <w:r>
+        <w:rPr>
+          <w:rFonts w:hint="eastAsia"/>
+        </w:rPr>
+        <w:t xml:space="preserve">六阶段全绿。</w:t>
+      </w:r>
+    </w:p>
+    <w:p>
+      <w:r>
+        <w:pict>
+          <v:rect style="width:0;height:1.5pt" o:hralign="center" o:hrstd="t" o:hr="t"/>
+        </w:pict>
+      </w:r>
+    </w:p>
+    <w:bookmarkEnd w:id="53"/>
+    <w:bookmarkStart w:id="54" w:name="技术栈总览"/>
     <w:p>
       <w:pPr>
         <w:pStyle w:val="Heading2"/>
@@ -11664,6 +12587,51 @@
           </w:p>
         </w:tc>
       </w:tr>
+      <w:tr>
+        <w:tc>
+          <w:tcPr/>
+          <w:p>
+            <w:pPr>
+              <w:pStyle w:val="Compact"/>
+            </w:pPr>
+            <w:r>
+              <w:rPr>
+                <w:rFonts w:hint="eastAsia"/>
+              </w:rPr>
+              <w:t xml:space="preserve">知识表示（P14）</w:t>
+            </w:r>
+          </w:p>
+        </w:tc>
+        <w:tc>
+          <w:tcPr/>
+          <w:p>
+            <w:pPr>
+              <w:pStyle w:val="Compact"/>
+            </w:pPr>
+            <w:r>
+              <w:t xml:space="preserve">OWL 2 DL (owlready2), HermiT </w:t>
+            </w:r>
+            <w:r>
+              <w:rPr>
+                <w:rFonts w:hint="eastAsia"/>
+              </w:rPr>
+              <w:t xml:space="preserve">推理,</w:t>
+            </w:r>
+            <w:r>
+              <w:t xml:space="preserve"> pySHACL, D-S </w:t>
+            </w:r>
+            <w:r>
+              <w:rPr>
+                <w:rFonts w:hint="eastAsia"/>
+              </w:rPr>
+              <w:t xml:space="preserve">证据理论,</w:t>
+            </w:r>
+            <w:r>
+              <w:t xml:space="preserve"> PROV-O, rdflib/SPARQL</w:t>
+            </w:r>
+          </w:p>
+        </w:tc>
+      </w:tr>
     </w:tbl>
     <w:p>
       <w:pPr>
@@ -11676,17 +12644,17 @@
         <w:br/>
       </w:r>
       <w:r>
-        <w:t xml:space="preserve">24,794 lines of Python (pmtec_system + ace_deployment) / 103 files / DQN 219-dim political model (XPU 200K-step) / Monte Carlo 79.1% (6 strategies, 150 episodes)</w:t>
+        <w:t xml:space="preserve">37,460 lines of Python (pmtec_system + ace_deployment, 132 files) / DQN 219-dim political model (XPU 200K-step) / Monte Carlo 79.1% (6 strategies, 150 episodes) / OWL 2 DL ontology (86 individuals, HermiT + SHACL + D-S + PROV-O, Brier 0.1128)</w:t>
       </w:r>
       <w:r>
         <w:br/>
       </w:r>
       <w:r>
-        <w:t xml:space="preserve">Generated: 2026-09-12 (P13)</w:t>
-      </w:r>
-    </w:p>
-    <w:bookmarkEnd w:id="53"/>
+        <w:t xml:space="preserve">Generated: 2026-09-23 (P14)</w:t>
+      </w:r>
+    </w:p>
     <w:bookmarkEnd w:id="54"/>
+    <w:bookmarkEnd w:id="55"/>
     <w:sectPr>
       <w:footnotePr>
         <w:numRestart w:val="eachSect"/>
